--- a/tables/supplement_table_mouse_1.docx
+++ b/tables/supplement_table_mouse_1.docx
@@ -15549,6 +15549,981 @@
         <w:t>Multi-source samples: 5 (all Brain)</w:t>
       </w:r>
     </w:p>
+    <w:p>
+      <w:pPr>
+        <w:pStyle w:val="Heading2"/>
+      </w:pPr>
+      <w:r>
+        <w:t>Data sources</w:t>
+      </w:r>
+    </w:p>
+    <w:tbl>
+      <w:tblPr>
+        <w:tblStyle w:val="LightGrid-Accent1"/>
+        <w:tblW w:type="auto" w:w="0"/>
+        <w:tblLook w:firstColumn="1" w:firstRow="1" w:lastColumn="0" w:lastRow="0" w:noHBand="0" w:noVBand="1" w:val="04A0"/>
+      </w:tblPr>
+      <w:tblGrid>
+        <w:gridCol w:w="2069"/>
+        <w:gridCol w:w="2069"/>
+        <w:gridCol w:w="2069"/>
+        <w:gridCol w:w="2069"/>
+        <w:gridCol w:w="2069"/>
+        <w:gridCol w:w="2069"/>
+        <w:gridCol w:w="2069"/>
+      </w:tblGrid>
+      <w:tr>
+        <w:tc>
+          <w:tcPr>
+            <w:tcW w:type="dxa" w:w="1474"/>
+            <w:shd w:val="clear" w:color="auto" w:fill="1F4E79"/>
+          </w:tcPr>
+          <w:p>
+            <w:r>
+              <w:rPr>
+                <w:b/>
+                <w:color w:val="FFFFFF"/>
+                <w:sz w:val="18"/>
+              </w:rPr>
+              <w:t>data_source</w:t>
+            </w:r>
+          </w:p>
+        </w:tc>
+        <w:tc>
+          <w:tcPr>
+            <w:tcW w:type="dxa" w:w="1701"/>
+            <w:shd w:val="clear" w:color="auto" w:fill="1F4E79"/>
+          </w:tcPr>
+          <w:p>
+            <w:r>
+              <w:rPr>
+                <w:b/>
+                <w:color w:val="FFFFFF"/>
+                <w:sz w:val="18"/>
+              </w:rPr>
+              <w:t>citation</w:t>
+            </w:r>
+          </w:p>
+        </w:tc>
+        <w:tc>
+          <w:tcPr>
+            <w:tcW w:type="dxa" w:w="1134"/>
+            <w:shd w:val="clear" w:color="auto" w:fill="1F4E79"/>
+          </w:tcPr>
+          <w:p>
+            <w:r>
+              <w:rPr>
+                <w:b/>
+                <w:color w:val="FFFFFF"/>
+                <w:sz w:val="18"/>
+              </w:rPr>
+              <w:t>accession</w:t>
+            </w:r>
+          </w:p>
+        </w:tc>
+        <w:tc>
+          <w:tcPr>
+            <w:tcW w:type="dxa" w:w="2268"/>
+            <w:shd w:val="clear" w:color="auto" w:fill="1F4E79"/>
+          </w:tcPr>
+          <w:p>
+            <w:r>
+              <w:rPr>
+                <w:b/>
+                <w:color w:val="FFFFFF"/>
+                <w:sz w:val="18"/>
+              </w:rPr>
+              <w:t>url</w:t>
+            </w:r>
+          </w:p>
+        </w:tc>
+        <w:tc>
+          <w:tcPr>
+            <w:tcW w:type="dxa" w:w="1134"/>
+            <w:shd w:val="clear" w:color="auto" w:fill="1F4E79"/>
+          </w:tcPr>
+          <w:p>
+            <w:r>
+              <w:rPr>
+                <w:b/>
+                <w:color w:val="FFFFFF"/>
+                <w:sz w:val="18"/>
+              </w:rPr>
+              <w:t>version_snapshot</w:t>
+            </w:r>
+          </w:p>
+        </w:tc>
+        <w:tc>
+          <w:tcPr>
+            <w:tcW w:type="dxa" w:w="1984"/>
+            <w:shd w:val="clear" w:color="auto" w:fill="1F4E79"/>
+          </w:tcPr>
+          <w:p>
+            <w:r>
+              <w:rPr>
+                <w:b/>
+                <w:color w:val="FFFFFF"/>
+                <w:sz w:val="18"/>
+              </w:rPr>
+              <w:t>derived_path_in_repo</w:t>
+            </w:r>
+          </w:p>
+        </w:tc>
+        <w:tc>
+          <w:tcPr>
+            <w:tcW w:type="dxa" w:w="2835"/>
+            <w:shd w:val="clear" w:color="auto" w:fill="1F4E79"/>
+          </w:tcPr>
+          <w:p>
+            <w:r>
+              <w:rPr>
+                <w:b/>
+                <w:color w:val="FFFFFF"/>
+                <w:sz w:val="18"/>
+              </w:rPr>
+              <w:t>notes</w:t>
+            </w:r>
+          </w:p>
+        </w:tc>
+      </w:tr>
+      <w:tr>
+        <w:tc>
+          <w:tcPr>
+            <w:tcW w:type="dxa" w:w="1474"/>
+          </w:tcPr>
+          <w:p>
+            <w:r>
+              <w:rPr>
+                <w:sz w:val="17"/>
+              </w:rPr>
+              <w:t>PanSci</w:t>
+            </w:r>
+          </w:p>
+        </w:tc>
+        <w:tc>
+          <w:tcPr>
+            <w:tcW w:type="dxa" w:w="1701"/>
+          </w:tcPr>
+          <w:p>
+            <w:r>
+              <w:rPr>
+                <w:sz w:val="17"/>
+              </w:rPr>
+              <w:t>Zhang et al. Nature 2024</w:t>
+            </w:r>
+          </w:p>
+        </w:tc>
+        <w:tc>
+          <w:tcPr>
+            <w:tcW w:type="dxa" w:w="1134"/>
+          </w:tcPr>
+          <w:p>
+            <w:r>
+              <w:rPr>
+                <w:sz w:val="17"/>
+              </w:rPr>
+              <w:t>GSE247719</w:t>
+            </w:r>
+          </w:p>
+        </w:tc>
+        <w:tc>
+          <w:tcPr>
+            <w:tcW w:type="dxa" w:w="2268"/>
+          </w:tcPr>
+          <w:p>
+            <w:r>
+              <w:rPr>
+                <w:sz w:val="17"/>
+              </w:rPr>
+              <w:t>https://www.ncbi.nlm.nih.gov/geo/query/acc.cgi?acc=GSE247719</w:t>
+            </w:r>
+          </w:p>
+        </w:tc>
+        <w:tc>
+          <w:tcPr>
+            <w:tcW w:type="dxa" w:w="1134"/>
+          </w:tcPr>
+          <w:p>
+            <w:r>
+              <w:rPr>
+                <w:sz w:val="17"/>
+              </w:rPr>
+              <w:t>2024-06</w:t>
+            </w:r>
+          </w:p>
+        </w:tc>
+        <w:tc>
+          <w:tcPr>
+            <w:tcW w:type="dxa" w:w="1984"/>
+          </w:tcPr>
+          <w:p>
+            <w:r>
+              <w:rPr>
+                <w:sz w:val="17"/>
+              </w:rPr>
+              <w:t>data/pansci/ (gitignored, see data_manifest/README.md §2.1)</w:t>
+            </w:r>
+          </w:p>
+        </w:tc>
+        <w:tc>
+          <w:tcPr>
+            <w:tcW w:type="dxa" w:w="2835"/>
+          </w:tcPr>
+          <w:p>
+            <w:r>
+              <w:rPr>
+                <w:sz w:val="17"/>
+              </w:rPr>
+              <w:t>sci-RNA-seq3 mouse pan-organ aging atlas</w:t>
+            </w:r>
+          </w:p>
+        </w:tc>
+      </w:tr>
+      <w:tr>
+        <w:tc>
+          <w:tcPr>
+            <w:tcW w:type="dxa" w:w="1474"/>
+          </w:tcPr>
+          <w:p>
+            <w:r>
+              <w:rPr>
+                <w:sz w:val="17"/>
+              </w:rPr>
+              <w:t>EasySci brain</w:t>
+            </w:r>
+          </w:p>
+        </w:tc>
+        <w:tc>
+          <w:tcPr>
+            <w:tcW w:type="dxa" w:w="1701"/>
+          </w:tcPr>
+          <w:p>
+            <w:r>
+              <w:rPr>
+                <w:sz w:val="17"/>
+              </w:rPr>
+              <w:t>Sziraki et al. Nature Aging 2023</w:t>
+            </w:r>
+          </w:p>
+        </w:tc>
+        <w:tc>
+          <w:tcPr>
+            <w:tcW w:type="dxa" w:w="1134"/>
+          </w:tcPr>
+          <w:p>
+            <w:r>
+              <w:rPr>
+                <w:sz w:val="17"/>
+              </w:rPr>
+              <w:t>GSE212606</w:t>
+            </w:r>
+          </w:p>
+        </w:tc>
+        <w:tc>
+          <w:tcPr>
+            <w:tcW w:type="dxa" w:w="2268"/>
+          </w:tcPr>
+          <w:p>
+            <w:r>
+              <w:rPr>
+                <w:sz w:val="17"/>
+              </w:rPr>
+              <w:t>https://www.ncbi.nlm.nih.gov/geo/query/acc.cgi?acc=GSE212606</w:t>
+            </w:r>
+          </w:p>
+        </w:tc>
+        <w:tc>
+          <w:tcPr>
+            <w:tcW w:type="dxa" w:w="1134"/>
+          </w:tcPr>
+          <w:p>
+            <w:r>
+              <w:rPr>
+                <w:sz w:val="17"/>
+              </w:rPr>
+              <w:t>2023-08</w:t>
+            </w:r>
+          </w:p>
+        </w:tc>
+        <w:tc>
+          <w:tcPr>
+            <w:tcW w:type="dxa" w:w="1984"/>
+          </w:tcPr>
+          <w:p>
+            <w:r>
+              <w:rPr>
+                <w:sz w:val="17"/>
+              </w:rPr>
+              <w:t>data/pansci/brain/ (gitignored)</w:t>
+            </w:r>
+          </w:p>
+        </w:tc>
+        <w:tc>
+          <w:tcPr>
+            <w:tcW w:type="dxa" w:w="2835"/>
+          </w:tcPr>
+          <w:p>
+            <w:r>
+              <w:rPr>
+                <w:sz w:val="17"/>
+              </w:rPr>
+              <w:t>EasySci, brain-optimised</w:t>
+            </w:r>
+          </w:p>
+        </w:tc>
+      </w:tr>
+      <w:tr>
+        <w:tc>
+          <w:tcPr>
+            <w:tcW w:type="dxa" w:w="1474"/>
+          </w:tcPr>
+          <w:p>
+            <w:r>
+              <w:rPr>
+                <w:sz w:val="17"/>
+              </w:rPr>
+              <w:t>TMS (Tabula Muris Senis)</w:t>
+            </w:r>
+          </w:p>
+        </w:tc>
+        <w:tc>
+          <w:tcPr>
+            <w:tcW w:type="dxa" w:w="1701"/>
+          </w:tcPr>
+          <w:p>
+            <w:r>
+              <w:rPr>
+                <w:sz w:val="17"/>
+              </w:rPr>
+              <w:t>Schaum et al. Nature 2020</w:t>
+            </w:r>
+          </w:p>
+        </w:tc>
+        <w:tc>
+          <w:tcPr>
+            <w:tcW w:type="dxa" w:w="1134"/>
+          </w:tcPr>
+          <w:p>
+            <w:r>
+              <w:rPr>
+                <w:sz w:val="17"/>
+              </w:rPr>
+              <w:t>figshare:8273102</w:t>
+            </w:r>
+          </w:p>
+        </w:tc>
+        <w:tc>
+          <w:tcPr>
+            <w:tcW w:type="dxa" w:w="2268"/>
+          </w:tcPr>
+          <w:p>
+            <w:r>
+              <w:rPr>
+                <w:sz w:val="17"/>
+              </w:rPr>
+              <w:t>https://figshare.com/articles/dataset/8273102</w:t>
+            </w:r>
+          </w:p>
+        </w:tc>
+        <w:tc>
+          <w:tcPr>
+            <w:tcW w:type="dxa" w:w="1134"/>
+          </w:tcPr>
+          <w:p>
+            <w:r>
+              <w:rPr>
+                <w:sz w:val="17"/>
+              </w:rPr>
+              <w:t>2020-07</w:t>
+            </w:r>
+          </w:p>
+        </w:tc>
+        <w:tc>
+          <w:tcPr>
+            <w:tcW w:type="dxa" w:w="1984"/>
+          </w:tcPr>
+          <w:p>
+            <w:r>
+              <w:rPr>
+                <w:sz w:val="17"/>
+              </w:rPr>
+              <w:t>data/tms/per_organ/ (gitignored)</w:t>
+            </w:r>
+          </w:p>
+        </w:tc>
+        <w:tc>
+          <w:tcPr>
+            <w:tcW w:type="dxa" w:w="2835"/>
+          </w:tcPr>
+          <w:p>
+            <w:r>
+              <w:rPr>
+                <w:sz w:val="17"/>
+              </w:rPr>
+              <w:t>Smart-seq2 FACS + 10x Chromium Droplet, 23 organs × 6 ages</w:t>
+            </w:r>
+          </w:p>
+        </w:tc>
+      </w:tr>
+      <w:tr>
+        <w:tc>
+          <w:tcPr>
+            <w:tcW w:type="dxa" w:w="1474"/>
+          </w:tcPr>
+          <w:p>
+            <w:r>
+              <w:rPr>
+                <w:sz w:val="17"/>
+              </w:rPr>
+              <w:t>MCA2 (Mouse Cell Atlas 2.0)</w:t>
+            </w:r>
+          </w:p>
+        </w:tc>
+        <w:tc>
+          <w:tcPr>
+            <w:tcW w:type="dxa" w:w="1701"/>
+          </w:tcPr>
+          <w:p>
+            <w:r>
+              <w:rPr>
+                <w:sz w:val="17"/>
+              </w:rPr>
+              <w:t>Han et al. Cell 2022</w:t>
+            </w:r>
+          </w:p>
+        </w:tc>
+        <w:tc>
+          <w:tcPr>
+            <w:tcW w:type="dxa" w:w="1134"/>
+          </w:tcPr>
+          <w:p>
+            <w:r>
+              <w:rPr>
+                <w:sz w:val="17"/>
+              </w:rPr>
+              <w:t>GSE153562</w:t>
+            </w:r>
+          </w:p>
+        </w:tc>
+        <w:tc>
+          <w:tcPr>
+            <w:tcW w:type="dxa" w:w="2268"/>
+          </w:tcPr>
+          <w:p>
+            <w:r>
+              <w:rPr>
+                <w:sz w:val="17"/>
+              </w:rPr>
+              <w:t>https://www.ncbi.nlm.nih.gov/geo/query/acc.cgi?acc=GSE153562</w:t>
+            </w:r>
+          </w:p>
+        </w:tc>
+        <w:tc>
+          <w:tcPr>
+            <w:tcW w:type="dxa" w:w="1134"/>
+          </w:tcPr>
+          <w:p>
+            <w:r>
+              <w:rPr>
+                <w:sz w:val="17"/>
+              </w:rPr>
+              <w:t>2022-09</w:t>
+            </w:r>
+          </w:p>
+        </w:tc>
+        <w:tc>
+          <w:tcPr>
+            <w:tcW w:type="dxa" w:w="1984"/>
+          </w:tcPr>
+          <w:p>
+            <w:r>
+              <w:rPr>
+                <w:sz w:val="17"/>
+              </w:rPr>
+              <w:t>data/mca2/ (gitignored)</w:t>
+            </w:r>
+          </w:p>
+        </w:tc>
+        <w:tc>
+          <w:tcPr>
+            <w:tcW w:type="dxa" w:w="2835"/>
+          </w:tcPr>
+          <w:p>
+            <w:r>
+              <w:rPr>
+                <w:sz w:val="17"/>
+              </w:rPr>
+              <w:t>Microwell-seq, fills aged-organ gaps</w:t>
+            </w:r>
+          </w:p>
+        </w:tc>
+      </w:tr>
+      <w:tr>
+        <w:tc>
+          <w:tcPr>
+            <w:tcW w:type="dxa" w:w="1474"/>
+          </w:tcPr>
+          <w:p>
+            <w:r>
+              <w:rPr>
+                <w:sz w:val="17"/>
+              </w:rPr>
+              <w:t>Hammond microglia</w:t>
+            </w:r>
+          </w:p>
+        </w:tc>
+        <w:tc>
+          <w:tcPr>
+            <w:tcW w:type="dxa" w:w="1701"/>
+          </w:tcPr>
+          <w:p>
+            <w:r>
+              <w:rPr>
+                <w:sz w:val="17"/>
+              </w:rPr>
+              <w:t>Olah et al. Nat Commun 2020</w:t>
+            </w:r>
+          </w:p>
+        </w:tc>
+        <w:tc>
+          <w:tcPr>
+            <w:tcW w:type="dxa" w:w="1134"/>
+          </w:tcPr>
+          <w:p>
+            <w:r>
+              <w:rPr>
+                <w:sz w:val="17"/>
+              </w:rPr>
+              <w:t>GSE179358</w:t>
+            </w:r>
+          </w:p>
+        </w:tc>
+        <w:tc>
+          <w:tcPr>
+            <w:tcW w:type="dxa" w:w="2268"/>
+          </w:tcPr>
+          <w:p>
+            <w:r>
+              <w:rPr>
+                <w:sz w:val="17"/>
+              </w:rPr>
+              <w:t>https://www.ncbi.nlm.nih.gov/geo/query/acc.cgi?acc=GSE179358</w:t>
+            </w:r>
+          </w:p>
+        </w:tc>
+        <w:tc>
+          <w:tcPr>
+            <w:tcW w:type="dxa" w:w="1134"/>
+          </w:tcPr>
+          <w:p>
+            <w:r>
+              <w:rPr>
+                <w:sz w:val="17"/>
+              </w:rPr>
+              <w:t>2020-04</w:t>
+            </w:r>
+          </w:p>
+        </w:tc>
+        <w:tc>
+          <w:tcPr>
+            <w:tcW w:type="dxa" w:w="1984"/>
+          </w:tcPr>
+          <w:p>
+            <w:r>
+              <w:rPr>
+                <w:sz w:val="17"/>
+              </w:rPr>
+              <w:t>data/microglia_aging/ (gitignored)</w:t>
+            </w:r>
+          </w:p>
+        </w:tc>
+        <w:tc>
+          <w:tcPr>
+            <w:tcW w:type="dxa" w:w="2835"/>
+          </w:tcPr>
+          <w:p>
+            <w:r>
+              <w:rPr>
+                <w:sz w:val="17"/>
+              </w:rPr>
+              <w:t>10x microglia FACS-sorted</w:t>
+            </w:r>
+          </w:p>
+        </w:tc>
+      </w:tr>
+      <w:tr>
+        <w:tc>
+          <w:tcPr>
+            <w:tcW w:type="dxa" w:w="1474"/>
+          </w:tcPr>
+          <w:p>
+            <w:r>
+              <w:rPr>
+                <w:sz w:val="17"/>
+              </w:rPr>
+              <w:t>Whole-body Array-seq mouse</w:t>
+            </w:r>
+          </w:p>
+        </w:tc>
+        <w:tc>
+          <w:tcPr>
+            <w:tcW w:type="dxa" w:w="1701"/>
+          </w:tcPr>
+          <w:p>
+            <w:r>
+              <w:rPr>
+                <w:sz w:val="17"/>
+              </w:rPr>
+              <w:t>Clevenger et al. Cell 2026</w:t>
+            </w:r>
+          </w:p>
+        </w:tc>
+        <w:tc>
+          <w:tcPr>
+            <w:tcW w:type="dxa" w:w="1134"/>
+          </w:tcPr>
+          <w:p>
+            <w:r>
+              <w:rPr>
+                <w:sz w:val="17"/>
+              </w:rPr>
+              <w:t>GSE248904</w:t>
+            </w:r>
+          </w:p>
+        </w:tc>
+        <w:tc>
+          <w:tcPr>
+            <w:tcW w:type="dxa" w:w="2268"/>
+          </w:tcPr>
+          <w:p>
+            <w:r>
+              <w:rPr>
+                <w:sz w:val="17"/>
+              </w:rPr>
+              <w:t>https://www.ncbi.nlm.nih.gov/geo/query/acc.cgi?acc=GSE248904</w:t>
+            </w:r>
+          </w:p>
+        </w:tc>
+        <w:tc>
+          <w:tcPr>
+            <w:tcW w:type="dxa" w:w="1134"/>
+          </w:tcPr>
+          <w:p>
+            <w:r>
+              <w:rPr>
+                <w:sz w:val="17"/>
+              </w:rPr>
+              <w:t>2026-02</w:t>
+            </w:r>
+          </w:p>
+        </w:tc>
+        <w:tc>
+          <w:tcPr>
+            <w:tcW w:type="dxa" w:w="1984"/>
+          </w:tcPr>
+          <w:p>
+            <w:r>
+              <w:rPr>
+                <w:sz w:val="17"/>
+              </w:rPr>
+              <w:t>data/st/ + data/st/per_organ/ (gitignored)</w:t>
+            </w:r>
+          </w:p>
+        </w:tc>
+        <w:tc>
+          <w:tcPr>
+            <w:tcW w:type="dxa" w:w="2835"/>
+          </w:tcPr>
+          <w:p>
+            <w:r>
+              <w:rPr>
+                <w:sz w:val="17"/>
+              </w:rPr>
+              <w:t>Spatial reference for CMap projection</w:t>
+            </w:r>
+          </w:p>
+        </w:tc>
+      </w:tr>
+      <w:tr>
+        <w:tc>
+          <w:tcPr>
+            <w:tcW w:type="dxa" w:w="1474"/>
+          </w:tcPr>
+          <w:p>
+            <w:r>
+              <w:rPr>
+                <w:sz w:val="17"/>
+              </w:rPr>
+              <w:t>CMap (single-cell → spatial mapping)</w:t>
+            </w:r>
+          </w:p>
+        </w:tc>
+        <w:tc>
+          <w:tcPr>
+            <w:tcW w:type="dxa" w:w="1701"/>
+          </w:tcPr>
+          <w:p>
+            <w:r>
+              <w:rPr>
+                <w:sz w:val="17"/>
+              </w:rPr>
+              <w:t>scripts/preprocess_new_sc.py + scripts/process_remaining_gaps.py</w:t>
+            </w:r>
+          </w:p>
+        </w:tc>
+        <w:tc>
+          <w:tcPr>
+            <w:tcW w:type="dxa" w:w="1134"/>
+          </w:tcPr>
+          <w:p>
+            <w:r>
+              <w:rPr>
+                <w:sz w:val="17"/>
+              </w:rPr>
+              <w:t>-</w:t>
+            </w:r>
+          </w:p>
+        </w:tc>
+        <w:tc>
+          <w:tcPr>
+            <w:tcW w:type="dxa" w:w="2268"/>
+          </w:tcPr>
+          <w:p>
+            <w:r>
+              <w:rPr>
+                <w:sz w:val="17"/>
+              </w:rPr>
+              <w:t>-</w:t>
+            </w:r>
+          </w:p>
+        </w:tc>
+        <w:tc>
+          <w:tcPr>
+            <w:tcW w:type="dxa" w:w="1134"/>
+          </w:tcPr>
+          <w:p>
+            <w:r>
+              <w:rPr>
+                <w:sz w:val="17"/>
+              </w:rPr>
+              <w:t>-</w:t>
+            </w:r>
+          </w:p>
+        </w:tc>
+        <w:tc>
+          <w:tcPr>
+            <w:tcW w:type="dxa" w:w="1984"/>
+          </w:tcPr>
+          <w:p>
+            <w:r>
+              <w:rPr>
+                <w:sz w:val="17"/>
+              </w:rPr>
+              <w:t>models/cmap_output/{organ}/{sample}.h5ad (gitignored)</w:t>
+            </w:r>
+          </w:p>
+        </w:tc>
+        <w:tc>
+          <w:tcPr>
+            <w:tcW w:type="dxa" w:w="2835"/>
+          </w:tcPr>
+          <w:p>
+            <w:r>
+              <w:rPr>
+                <w:sz w:val="17"/>
+              </w:rPr>
+              <w:t>Projects each source single-cell sample onto Clevenger 2026 spatial reference</w:t>
+            </w:r>
+          </w:p>
+        </w:tc>
+      </w:tr>
+      <w:tr>
+        <w:tc>
+          <w:tcPr>
+            <w:tcW w:type="dxa" w:w="1474"/>
+          </w:tcPr>
+          <w:p>
+            <w:r>
+              <w:rPr>
+                <w:sz w:val="17"/>
+              </w:rPr>
+              <w:t>gsMap</w:t>
+            </w:r>
+          </w:p>
+        </w:tc>
+        <w:tc>
+          <w:tcPr>
+            <w:tcW w:type="dxa" w:w="1701"/>
+          </w:tcPr>
+          <w:p>
+            <w:r>
+              <w:rPr>
+                <w:sz w:val="17"/>
+              </w:rPr>
+              <w:t>Liu et al. Nature Methods 2024</w:t>
+            </w:r>
+          </w:p>
+        </w:tc>
+        <w:tc>
+          <w:tcPr>
+            <w:tcW w:type="dxa" w:w="1134"/>
+          </w:tcPr>
+          <w:p>
+            <w:r>
+              <w:rPr>
+                <w:sz w:val="17"/>
+              </w:rPr>
+              <w:t>GitHub: JianYang-Lab/gsMap</w:t>
+            </w:r>
+          </w:p>
+        </w:tc>
+        <w:tc>
+          <w:tcPr>
+            <w:tcW w:type="dxa" w:w="2268"/>
+          </w:tcPr>
+          <w:p>
+            <w:r>
+              <w:rPr>
+                <w:sz w:val="17"/>
+              </w:rPr>
+              <w:t>https://github.com/JianYang-Lab/gsMap</w:t>
+            </w:r>
+          </w:p>
+        </w:tc>
+        <w:tc>
+          <w:tcPr>
+            <w:tcW w:type="dxa" w:w="1134"/>
+          </w:tcPr>
+          <w:p>
+            <w:r>
+              <w:rPr>
+                <w:sz w:val="17"/>
+              </w:rPr>
+              <w:t>v1.x</w:t>
+            </w:r>
+          </w:p>
+        </w:tc>
+        <w:tc>
+          <w:tcPr>
+            <w:tcW w:type="dxa" w:w="1984"/>
+          </w:tcPr>
+          <w:p>
+            <w:r>
+              <w:rPr>
+                <w:sz w:val="17"/>
+              </w:rPr>
+              <w:t>models/gsmap_age_output/{sample}/ (gitignored)</w:t>
+            </w:r>
+          </w:p>
+        </w:tc>
+        <w:tc>
+          <w:tcPr>
+            <w:tcW w:type="dxa" w:w="2835"/>
+          </w:tcPr>
+          <w:p>
+            <w:r>
+              <w:rPr>
+                <w:sz w:val="17"/>
+              </w:rPr>
+              <w:t>Spatial S-LDSC per (sample × annotation) Cauchy combination</w:t>
+            </w:r>
+          </w:p>
+        </w:tc>
+      </w:tr>
+      <w:tr>
+        <w:tc>
+          <w:tcPr>
+            <w:tcW w:type="dxa" w:w="1474"/>
+          </w:tcPr>
+          <w:p>
+            <w:r>
+              <w:rPr>
+                <w:sz w:val="17"/>
+              </w:rPr>
+              <w:t>Derived provenance CSV</w:t>
+            </w:r>
+          </w:p>
+        </w:tc>
+        <w:tc>
+          <w:tcPr>
+            <w:tcW w:type="dxa" w:w="1701"/>
+          </w:tcPr>
+          <w:p>
+            <w:r>
+              <w:rPr>
+                <w:sz w:val="17"/>
+              </w:rPr>
+              <w:t>This work</w:t>
+            </w:r>
+          </w:p>
+        </w:tc>
+        <w:tc>
+          <w:tcPr>
+            <w:tcW w:type="dxa" w:w="1134"/>
+          </w:tcPr>
+          <w:p>
+            <w:r>
+              <w:rPr>
+                <w:sz w:val="17"/>
+              </w:rPr>
+              <w:t>-</w:t>
+            </w:r>
+          </w:p>
+        </w:tc>
+        <w:tc>
+          <w:tcPr>
+            <w:tcW w:type="dxa" w:w="2268"/>
+          </w:tcPr>
+          <w:p>
+            <w:r>
+              <w:rPr>
+                <w:sz w:val="17"/>
+              </w:rPr>
+              <w:t>-</w:t>
+            </w:r>
+          </w:p>
+        </w:tc>
+        <w:tc>
+          <w:tcPr>
+            <w:tcW w:type="dxa" w:w="1134"/>
+          </w:tcPr>
+          <w:p>
+            <w:r>
+              <w:rPr>
+                <w:sz w:val="17"/>
+              </w:rPr>
+              <w:t>-</w:t>
+            </w:r>
+          </w:p>
+        </w:tc>
+        <w:tc>
+          <w:tcPr>
+            <w:tcW w:type="dxa" w:w="1984"/>
+          </w:tcPr>
+          <w:p>
+            <w:r>
+              <w:rPr>
+                <w:sz w:val="17"/>
+              </w:rPr>
+              <w:t>results/age_sample_provenance_per_source.csv</w:t>
+            </w:r>
+          </w:p>
+        </w:tc>
+        <w:tc>
+          <w:tcPr>
+            <w:tcW w:type="dxa" w:w="2835"/>
+          </w:tcPr>
+          <w:p>
+            <w:r>
+              <w:rPr>
+                <w:sz w:val="17"/>
+              </w:rPr>
+              <w:t>Rebuilt by scripts/build_age_provenance_per_source.py</w:t>
+            </w:r>
+          </w:p>
+        </w:tc>
+      </w:tr>
+    </w:tbl>
     <w:sectPr>
       <w:pgSz w:w="15840" w:h="12240" w:orient="landscape"/>
       <w:pgMar w:top="680" w:right="680" w:bottom="680" w:left="680" w:header="720" w:footer="720" w:gutter="0"/>
